--- a/dgb/DIAGNOBOT.docx
+++ b/dgb/DIAGNOBOT.docx
@@ -584,10 +584,7 @@
             <w:ind w:hanging="361"/>
           </w:pPr>
           <w:r>
-            <w:t>Source Code + Snapshots………………………………7-</w:t>
-          </w:r>
-          <w:r>
-            <w:t>15</w:t>
+            <w:t>Source Code + Snapshots…………………………………7-</w:t>
           </w:r>
         </w:p>
       </w:sdtContent>
@@ -606,23 +603,24 @@
         </w:tabs>
         <w:spacing w:before="743"/>
         <w:ind w:hanging="361"/>
+      </w:pPr>
+      <w:proofErr w:type="spellStart"/>
+      <w:r>
+        <w:t>Bilbography</w:t>
+      </w:r>
+      <w:proofErr w:type="spellEnd"/>
+      <w:r>
+        <w:t>…………………………………………………8</w:t>
+      </w:r>
+    </w:p>
+    <w:p>
+      <w:pPr>
         <w:sectPr>
           <w:pgSz w:w="11910" w:h="16840"/>
           <w:pgMar w:top="1360" w:right="1340" w:bottom="280" w:left="1320" w:header="720" w:footer="720" w:gutter="0"/>
           <w:cols w:space="720"/>
         </w:sectPr>
       </w:pPr>
-      <w:proofErr w:type="spellStart"/>
-      <w:r>
-        <w:t>Bilbography</w:t>
-      </w:r>
-      <w:proofErr w:type="spellEnd"/>
-      <w:r>
-        <w:t>………………………………………………</w:t>
-      </w:r>
-      <w:r>
-        <w:t>16</w:t>
-      </w:r>
     </w:p>
     <w:p>
       <w:pPr>
@@ -17457,7 +17455,27 @@
           <w:szCs w:val="24"/>
           <w:lang w:val="en-IN"/>
         </w:rPr>
-        <w:t>, mean_area,</w:t>
+        <w:t xml:space="preserve">, </w:t>
+      </w:r>
+      <w:proofErr w:type="spellStart"/>
+      <w:r>
+        <w:rPr>
+          <w:bCs/>
+          <w:sz w:val="24"/>
+          <w:szCs w:val="24"/>
+          <w:lang w:val="en-IN"/>
+        </w:rPr>
+        <w:t>mean_area</w:t>
+      </w:r>
+      <w:proofErr w:type="spellEnd"/>
+      <w:r>
+        <w:rPr>
+          <w:bCs/>
+          <w:sz w:val="24"/>
+          <w:szCs w:val="24"/>
+          <w:lang w:val="en-IN"/>
+        </w:rPr>
+        <w:t>,</w:t>
       </w:r>
     </w:p>
     <w:p>
@@ -17498,7 +17516,47 @@
           <w:szCs w:val="24"/>
           <w:lang w:val="en-IN"/>
         </w:rPr>
-        <w:t>, mean_compactness, mean_concavity,</w:t>
+        <w:t xml:space="preserve">, </w:t>
+      </w:r>
+      <w:proofErr w:type="spellStart"/>
+      <w:r>
+        <w:rPr>
+          <w:bCs/>
+          <w:sz w:val="24"/>
+          <w:szCs w:val="24"/>
+          <w:lang w:val="en-IN"/>
+        </w:rPr>
+        <w:t>mean_compactness</w:t>
+      </w:r>
+      <w:proofErr w:type="spellEnd"/>
+      <w:r>
+        <w:rPr>
+          <w:bCs/>
+          <w:sz w:val="24"/>
+          <w:szCs w:val="24"/>
+          <w:lang w:val="en-IN"/>
+        </w:rPr>
+        <w:t xml:space="preserve">, </w:t>
+      </w:r>
+      <w:proofErr w:type="spellStart"/>
+      <w:r>
+        <w:rPr>
+          <w:bCs/>
+          <w:sz w:val="24"/>
+          <w:szCs w:val="24"/>
+          <w:lang w:val="en-IN"/>
+        </w:rPr>
+        <w:t>mean_concavity</w:t>
+      </w:r>
+      <w:proofErr w:type="spellEnd"/>
+      <w:r>
+        <w:rPr>
+          <w:bCs/>
+          <w:sz w:val="24"/>
+          <w:szCs w:val="24"/>
+          <w:lang w:val="en-IN"/>
+        </w:rPr>
+        <w:t>,</w:t>
       </w:r>
     </w:p>
     <w:p>
@@ -17539,7 +17597,27 @@
           <w:szCs w:val="24"/>
           <w:lang w:val="en-IN"/>
         </w:rPr>
-        <w:t xml:space="preserve">, mean_symmetry, </w:t>
+        <w:t xml:space="preserve">, </w:t>
+      </w:r>
+      <w:proofErr w:type="spellStart"/>
+      <w:r>
+        <w:rPr>
+          <w:bCs/>
+          <w:sz w:val="24"/>
+          <w:szCs w:val="24"/>
+          <w:lang w:val="en-IN"/>
+        </w:rPr>
+        <w:t>mean_symmetry</w:t>
+      </w:r>
+      <w:proofErr w:type="spellEnd"/>
+      <w:r>
+        <w:rPr>
+          <w:bCs/>
+          <w:sz w:val="24"/>
+          <w:szCs w:val="24"/>
+          <w:lang w:val="en-IN"/>
+        </w:rPr>
+        <w:t xml:space="preserve">, </w:t>
       </w:r>
       <w:proofErr w:type="spellStart"/>
       <w:r>
@@ -17600,7 +17678,47 @@
           <w:szCs w:val="24"/>
           <w:lang w:val="en-IN"/>
         </w:rPr>
-        <w:t xml:space="preserve">, texture_error, perimeter_error, </w:t>
+        <w:t xml:space="preserve">, </w:t>
+      </w:r>
+      <w:proofErr w:type="spellStart"/>
+      <w:r>
+        <w:rPr>
+          <w:bCs/>
+          <w:sz w:val="24"/>
+          <w:szCs w:val="24"/>
+          <w:lang w:val="en-IN"/>
+        </w:rPr>
+        <w:t>texture_error</w:t>
+      </w:r>
+      <w:proofErr w:type="spellEnd"/>
+      <w:r>
+        <w:rPr>
+          <w:bCs/>
+          <w:sz w:val="24"/>
+          <w:szCs w:val="24"/>
+          <w:lang w:val="en-IN"/>
+        </w:rPr>
+        <w:t xml:space="preserve">, </w:t>
+      </w:r>
+      <w:proofErr w:type="spellStart"/>
+      <w:r>
+        <w:rPr>
+          <w:bCs/>
+          <w:sz w:val="24"/>
+          <w:szCs w:val="24"/>
+          <w:lang w:val="en-IN"/>
+        </w:rPr>
+        <w:t>perimeter_error</w:t>
+      </w:r>
+      <w:proofErr w:type="spellEnd"/>
+      <w:r>
+        <w:rPr>
+          <w:bCs/>
+          <w:sz w:val="24"/>
+          <w:szCs w:val="24"/>
+          <w:lang w:val="en-IN"/>
+        </w:rPr>
+        <w:t xml:space="preserve">, </w:t>
       </w:r>
       <w:proofErr w:type="spellStart"/>
       <w:r>
@@ -17661,7 +17779,47 @@
           <w:szCs w:val="24"/>
           <w:lang w:val="en-IN"/>
         </w:rPr>
-        <w:t>, compactness_error, concavity_error,</w:t>
+        <w:t xml:space="preserve">, </w:t>
+      </w:r>
+      <w:proofErr w:type="spellStart"/>
+      <w:r>
+        <w:rPr>
+          <w:bCs/>
+          <w:sz w:val="24"/>
+          <w:szCs w:val="24"/>
+          <w:lang w:val="en-IN"/>
+        </w:rPr>
+        <w:t>compactness_error</w:t>
+      </w:r>
+      <w:proofErr w:type="spellEnd"/>
+      <w:r>
+        <w:rPr>
+          <w:bCs/>
+          <w:sz w:val="24"/>
+          <w:szCs w:val="24"/>
+          <w:lang w:val="en-IN"/>
+        </w:rPr>
+        <w:t xml:space="preserve">, </w:t>
+      </w:r>
+      <w:proofErr w:type="spellStart"/>
+      <w:r>
+        <w:rPr>
+          <w:bCs/>
+          <w:sz w:val="24"/>
+          <w:szCs w:val="24"/>
+          <w:lang w:val="en-IN"/>
+        </w:rPr>
+        <w:t>concavity_error</w:t>
+      </w:r>
+      <w:proofErr w:type="spellEnd"/>
+      <w:r>
+        <w:rPr>
+          <w:bCs/>
+          <w:sz w:val="24"/>
+          <w:szCs w:val="24"/>
+          <w:lang w:val="en-IN"/>
+        </w:rPr>
+        <w:t>,</w:t>
       </w:r>
     </w:p>
     <w:p>
@@ -17702,7 +17860,27 @@
           <w:szCs w:val="24"/>
           <w:lang w:val="en-IN"/>
         </w:rPr>
-        <w:t xml:space="preserve">, symmetry_error, </w:t>
+        <w:t xml:space="preserve">, </w:t>
+      </w:r>
+      <w:proofErr w:type="spellStart"/>
+      <w:r>
+        <w:rPr>
+          <w:bCs/>
+          <w:sz w:val="24"/>
+          <w:szCs w:val="24"/>
+          <w:lang w:val="en-IN"/>
+        </w:rPr>
+        <w:t>symmetry_error</w:t>
+      </w:r>
+      <w:proofErr w:type="spellEnd"/>
+      <w:r>
+        <w:rPr>
+          <w:bCs/>
+          <w:sz w:val="24"/>
+          <w:szCs w:val="24"/>
+          <w:lang w:val="en-IN"/>
+        </w:rPr>
+        <w:t xml:space="preserve">, </w:t>
       </w:r>
       <w:proofErr w:type="spellStart"/>
       <w:r>
@@ -17763,7 +17941,47 @@
           <w:szCs w:val="24"/>
           <w:lang w:val="en-IN"/>
         </w:rPr>
-        <w:t xml:space="preserve">, worst_texture, worst_perimeter, </w:t>
+        <w:t xml:space="preserve">, </w:t>
+      </w:r>
+      <w:proofErr w:type="spellStart"/>
+      <w:r>
+        <w:rPr>
+          <w:bCs/>
+          <w:sz w:val="24"/>
+          <w:szCs w:val="24"/>
+          <w:lang w:val="en-IN"/>
+        </w:rPr>
+        <w:t>worst_texture</w:t>
+      </w:r>
+      <w:proofErr w:type="spellEnd"/>
+      <w:r>
+        <w:rPr>
+          <w:bCs/>
+          <w:sz w:val="24"/>
+          <w:szCs w:val="24"/>
+          <w:lang w:val="en-IN"/>
+        </w:rPr>
+        <w:t xml:space="preserve">, </w:t>
+      </w:r>
+      <w:proofErr w:type="spellStart"/>
+      <w:r>
+        <w:rPr>
+          <w:bCs/>
+          <w:sz w:val="24"/>
+          <w:szCs w:val="24"/>
+          <w:lang w:val="en-IN"/>
+        </w:rPr>
+        <w:t>worst_perimeter</w:t>
+      </w:r>
+      <w:proofErr w:type="spellEnd"/>
+      <w:r>
+        <w:rPr>
+          <w:bCs/>
+          <w:sz w:val="24"/>
+          <w:szCs w:val="24"/>
+          <w:lang w:val="en-IN"/>
+        </w:rPr>
+        <w:t xml:space="preserve">, </w:t>
       </w:r>
       <w:proofErr w:type="spellStart"/>
       <w:r>
@@ -17824,7 +18042,47 @@
           <w:szCs w:val="24"/>
           <w:lang w:val="en-IN"/>
         </w:rPr>
-        <w:t>, worst_compactness, worst_concavity,</w:t>
+        <w:t xml:space="preserve">, </w:t>
+      </w:r>
+      <w:proofErr w:type="spellStart"/>
+      <w:r>
+        <w:rPr>
+          <w:bCs/>
+          <w:sz w:val="24"/>
+          <w:szCs w:val="24"/>
+          <w:lang w:val="en-IN"/>
+        </w:rPr>
+        <w:t>worst_compactness</w:t>
+      </w:r>
+      <w:proofErr w:type="spellEnd"/>
+      <w:r>
+        <w:rPr>
+          <w:bCs/>
+          <w:sz w:val="24"/>
+          <w:szCs w:val="24"/>
+          <w:lang w:val="en-IN"/>
+        </w:rPr>
+        <w:t xml:space="preserve">, </w:t>
+      </w:r>
+      <w:proofErr w:type="spellStart"/>
+      <w:r>
+        <w:rPr>
+          <w:bCs/>
+          <w:sz w:val="24"/>
+          <w:szCs w:val="24"/>
+          <w:lang w:val="en-IN"/>
+        </w:rPr>
+        <w:t>worst_concavity</w:t>
+      </w:r>
+      <w:proofErr w:type="spellEnd"/>
+      <w:r>
+        <w:rPr>
+          <w:bCs/>
+          <w:sz w:val="24"/>
+          <w:szCs w:val="24"/>
+          <w:lang w:val="en-IN"/>
+        </w:rPr>
+        <w:t>,</w:t>
       </w:r>
     </w:p>
     <w:p>
@@ -18204,12 +18462,11 @@
       <w:r>
         <w:rPr>
           <w:b/>
-          <w:noProof/>
           <w:sz w:val="32"/>
           <w:lang w:val="en-IN"/>
         </w:rPr>
         <w:drawing>
-          <wp:anchor distT="0" distB="0" distL="114300" distR="114300" simplePos="0" relativeHeight="251656192" behindDoc="0" locked="0" layoutInCell="1" allowOverlap="1" wp14:anchorId="73B39DE8" wp14:editId="2C194179">
+          <wp:anchor distT="0" distB="0" distL="114300" distR="114300" simplePos="0" relativeHeight="251656192" behindDoc="0" locked="0" layoutInCell="1" allowOverlap="1" wp14:anchorId="73B39DE8" wp14:editId="469C90C9">
             <wp:simplePos x="0" y="0"/>
             <wp:positionH relativeFrom="column">
               <wp:posOffset>30480</wp:posOffset>
@@ -18441,12 +18698,11 @@
       <w:r>
         <w:rPr>
           <w:b/>
-          <w:noProof/>
           <w:sz w:val="32"/>
           <w:lang w:val="en-IN"/>
         </w:rPr>
         <w:drawing>
-          <wp:anchor distT="0" distB="0" distL="114300" distR="114300" simplePos="0" relativeHeight="251657216" behindDoc="0" locked="0" layoutInCell="1" allowOverlap="1" wp14:anchorId="0AFBF9FF" wp14:editId="790ABD9E">
+          <wp:anchor distT="0" distB="0" distL="114300" distR="114300" simplePos="0" relativeHeight="251657216" behindDoc="0" locked="0" layoutInCell="1" allowOverlap="1" wp14:anchorId="0AFBF9FF" wp14:editId="25263A70">
             <wp:simplePos x="0" y="0"/>
             <wp:positionH relativeFrom="column">
               <wp:posOffset>68580</wp:posOffset>
@@ -18636,11 +18892,10 @@
       <w:r>
         <w:rPr>
           <w:b/>
-          <w:noProof/>
           <w:sz w:val="32"/>
         </w:rPr>
         <w:drawing>
-          <wp:anchor distT="0" distB="0" distL="114300" distR="114300" simplePos="0" relativeHeight="251660288" behindDoc="0" locked="0" layoutInCell="1" allowOverlap="1" wp14:anchorId="0CF84028" wp14:editId="690ED4E8">
+          <wp:anchor distT="0" distB="0" distL="114300" distR="114300" simplePos="0" relativeHeight="251661312" behindDoc="0" locked="0" layoutInCell="1" allowOverlap="1" wp14:anchorId="0CF84028" wp14:editId="07DC2FE6">
             <wp:simplePos x="0" y="0"/>
             <wp:positionH relativeFrom="column">
               <wp:posOffset>68580</wp:posOffset>
@@ -18788,7 +19043,8 @@
     <w:p>
       <w:pPr>
         <w:spacing w:before="61"/>
-        <w:ind w:right="1455"/>
+        <w:ind w:left="1934" w:right="1455"/>
+        <w:jc w:val="center"/>
         <w:rPr>
           <w:b/>
           <w:sz w:val="32"/>
@@ -18805,12 +19061,77 @@
           <w:sz w:val="32"/>
         </w:rPr>
       </w:pPr>
-      <w:r>
+    </w:p>
+    <w:p>
+      <w:pPr>
+        <w:spacing w:before="61"/>
+        <w:ind w:left="1934" w:right="1455"/>
+        <w:jc w:val="center"/>
         <w:rPr>
           <w:b/>
           <w:sz w:val="32"/>
         </w:rPr>
-        <w:lastRenderedPageBreak/>
+      </w:pPr>
+    </w:p>
+    <w:p>
+      <w:pPr>
+        <w:spacing w:before="61"/>
+        <w:ind w:left="1934" w:right="1455"/>
+        <w:jc w:val="center"/>
+        <w:rPr>
+          <w:b/>
+          <w:sz w:val="32"/>
+        </w:rPr>
+      </w:pPr>
+    </w:p>
+    <w:p>
+      <w:pPr>
+        <w:spacing w:before="61"/>
+        <w:ind w:left="1934" w:right="1455"/>
+        <w:jc w:val="center"/>
+        <w:rPr>
+          <w:b/>
+          <w:sz w:val="32"/>
+        </w:rPr>
+      </w:pPr>
+    </w:p>
+    <w:p>
+      <w:pPr>
+        <w:spacing w:before="61"/>
+        <w:ind w:left="1934" w:right="1455"/>
+        <w:jc w:val="center"/>
+        <w:rPr>
+          <w:b/>
+          <w:sz w:val="32"/>
+        </w:rPr>
+      </w:pPr>
+    </w:p>
+    <w:p>
+      <w:pPr>
+        <w:spacing w:before="61"/>
+        <w:ind w:left="1934" w:right="1455"/>
+        <w:jc w:val="center"/>
+        <w:rPr>
+          <w:b/>
+          <w:sz w:val="32"/>
+        </w:rPr>
+      </w:pPr>
+    </w:p>
+    <w:p>
+      <w:pPr>
+        <w:spacing w:before="61"/>
+        <w:ind w:left="1934" w:right="1455"/>
+        <w:jc w:val="center"/>
+        <w:rPr>
+          <w:b/>
+          <w:sz w:val="32"/>
+        </w:rPr>
+      </w:pPr>
+      <w:r>
+        <w:rPr>
+          <w:b/>
+          <w:sz w:val="32"/>
+        </w:rPr>
         <w:t>Bibliography</w:t>
       </w:r>
     </w:p>
@@ -22722,7 +23043,6 @@
   <w:style w:type="character" w:default="1" w:styleId="DefaultParagraphFont">
     <w:name w:val="Default Paragraph Font"/>
     <w:uiPriority w:val="1"/>
-    <w:semiHidden/>
     <w:unhideWhenUsed/>
   </w:style>
   <w:style w:type="table" w:default="1" w:styleId="TableNormal">
